--- a/images/Quotation Form( UGUNJA).docx
+++ b/images/Quotation Form( UGUNJA).docx
@@ -185,8 +185,6 @@
           <w:sz w:val="20"/>
         </w:rPr>
       </w:pPr>
-      <w:bookmarkStart w:id="0" w:name="_GoBack"/>
-      <w:bookmarkEnd w:id="0"/>
     </w:p>
     <w:p>
       <w:pPr>
@@ -278,7 +276,7 @@
           </mc:Choice>
           <mc:Fallback>
             <w:pict>
-              <v:group w14:anchorId="282F6F68" id="Group 7" o:spid="_x0000_s1026" style="width:276.75pt;height:14.15pt;mso-position-horizontal-relative:char;mso-position-vertical-relative:line" coordsize="35147,1797" o:gfxdata="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">
+              <v:group w14:anchorId="76961FB4" id="Group 7" o:spid="_x0000_s1026" style="width:276.75pt;height:14.15pt;mso-position-horizontal-relative:char;mso-position-vertical-relative:line" coordsize="35147,1797" o:gfxdata="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">
                 <v:shape id="Graphic 8" o:spid="_x0000_s1027" style="position:absolute;width:35147;height:1797;visibility:visible;mso-wrap-style:square;v-text-anchor:top" coordsize="3514725,179705" o:gfxdata="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" path="m3102483,l,5333,,179704r3514725,l3102483,xe" fillcolor="#6f2f9f" stroked="f">
                   <v:path arrowok="t"/>
                 </v:shape>
@@ -380,7 +378,7 @@
           </mc:Choice>
           <mc:Fallback>
             <w:pict>
-              <v:group w14:anchorId="0F7F3B59" id="Group 9" o:spid="_x0000_s1026" style="width:283.3pt;height:.5pt;mso-position-horizontal-relative:char;mso-position-vertical-relative:line" coordsize="35979,63" o:gfxdata="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">
+              <v:group w14:anchorId="6FBE9F25" id="Group 9" o:spid="_x0000_s1026" style="width:283.3pt;height:.5pt;mso-position-horizontal-relative:char;mso-position-vertical-relative:line" coordsize="35979,63" o:gfxdata="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">
                 <v:shape id="Graphic 10" o:spid="_x0000_s1027" style="position:absolute;width:35979;height:63;visibility:visible;mso-wrap-style:square;v-text-anchor:top" coordsize="3597910,6350" o:gfxdata="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" path="m3597529,l,,,6096r3597529,l3597529,xe" fillcolor="black" stroked="f">
                   <v:path arrowok="t"/>
                 </v:shape>
@@ -763,7 +761,7 @@
           </mc:Choice>
           <mc:Fallback>
             <w:pict>
-              <v:group w14:anchorId="45E61E09" id="Group 11" o:spid="_x0000_s1026" style="width:283.3pt;height:.5pt;mso-position-horizontal-relative:char;mso-position-vertical-relative:line" coordsize="35979,63" o:gfxdata="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">
+              <v:group w14:anchorId="35F41B2C" id="Group 11" o:spid="_x0000_s1026" style="width:283.3pt;height:.5pt;mso-position-horizontal-relative:char;mso-position-vertical-relative:line" coordsize="35979,63" o:gfxdata="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">
                 <v:shape id="Graphic 12" o:spid="_x0000_s1027" style="position:absolute;width:35979;height:63;visibility:visible;mso-wrap-style:square;v-text-anchor:top" coordsize="3597910,6350" o:gfxdata="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" path="m3597529,l,,,6096r3597529,l3597529,xe" fillcolor="black" stroked="f">
                   <v:path arrowok="t"/>
                 </v:shape>
@@ -889,7 +887,7 @@
           </mc:Choice>
           <mc:Fallback>
             <w:pict>
-              <v:group w14:anchorId="52A0292E" id="Group 13" o:spid="_x0000_s1026" style="width:276.75pt;height:14.95pt;mso-position-horizontal-relative:char;mso-position-vertical-relative:line" coordsize="35147,1898" o:gfxdata="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">
+              <v:group w14:anchorId="7AB15087" id="Group 13" o:spid="_x0000_s1026" style="width:276.75pt;height:14.95pt;mso-position-horizontal-relative:char;mso-position-vertical-relative:line" coordsize="35147,1898" o:gfxdata="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">
                 <v:shape id="Graphic 14" o:spid="_x0000_s1027" style="position:absolute;width:35147;height:1898;visibility:visible;mso-wrap-style:square;v-text-anchor:top" coordsize="3514725,189865" o:gfxdata="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" path="m3102483,l,5587,,189865r3514725,l3102483,xe" fillcolor="#6f2f9f" stroked="f">
                   <v:path arrowok="t"/>
                 </v:shape>
@@ -968,8 +966,13 @@
         </w:rPr>
         <w:t xml:space="preserve"> </w:t>
       </w:r>
-      <w:r>
-        <w:t>Earthing,</w:t>
+      <w:proofErr w:type="spellStart"/>
+      <w:r>
+        <w:t>Earthing</w:t>
+      </w:r>
+      <w:proofErr w:type="spellEnd"/>
+      <w:r>
+        <w:t>,</w:t>
       </w:r>
       <w:r>
         <w:rPr>
@@ -1416,7 +1419,7 @@
               <w:rPr>
                 <w:spacing w:val="-2"/>
               </w:rPr>
-              <w:t>100/-</w:t>
+              <w:t>100</w:t>
             </w:r>
           </w:p>
         </w:tc>
@@ -1452,13 +1455,19 @@
               <w:ind w:left="107"/>
             </w:pPr>
             <w:r>
-              <w:t>DP</w:t>
-            </w:r>
-            <w:r>
               <w:rPr>
                 <w:spacing w:val="-2"/>
               </w:rPr>
-              <w:t xml:space="preserve"> enclosure</w:t>
+              <w:t>1gang2way</w:t>
+            </w:r>
+            <w:r>
+              <w:t xml:space="preserve"> </w:t>
+            </w:r>
+            <w:r>
+              <w:rPr>
+                <w:spacing w:val="-2"/>
+              </w:rPr>
+              <w:t>switch</w:t>
             </w:r>
           </w:p>
         </w:tc>
@@ -1474,7 +1483,7 @@
               <w:rPr>
                 <w:spacing w:val="-4"/>
               </w:rPr>
-              <w:t>1</w:t>
+              <w:t>2</w:t>
             </w:r>
             <w:r>
               <w:rPr>
@@ -1498,7 +1507,7 @@
               <w:rPr>
                 <w:spacing w:val="-2"/>
               </w:rPr>
-              <w:t>150/-</w:t>
+              <w:t>300</w:t>
             </w:r>
           </w:p>
         </w:tc>
@@ -1515,7 +1524,7 @@
               <w:rPr>
                 <w:spacing w:val="-2"/>
               </w:rPr>
-              <w:t>150</w:t>
+              <w:t>600</w:t>
             </w:r>
           </w:p>
         </w:tc>
@@ -1534,19 +1543,28 @@
               <w:ind w:left="107"/>
             </w:pPr>
             <w:r>
-              <w:rPr>
-                <w:spacing w:val="-2"/>
-              </w:rPr>
-              <w:t>1gang2way</w:t>
-            </w:r>
-            <w:r>
+              <w:t>Holders</w:t>
+            </w:r>
+            <w:r>
+              <w:rPr>
+                <w:spacing w:val="-13"/>
+              </w:rPr>
               <w:t xml:space="preserve"> </w:t>
             </w:r>
             <w:r>
-              <w:rPr>
-                <w:spacing w:val="-2"/>
-              </w:rPr>
-              <w:t>switch</w:t>
+              <w:t>straight</w:t>
+            </w:r>
+            <w:r>
+              <w:rPr>
+                <w:spacing w:val="-11"/>
+              </w:rPr>
+              <w:t xml:space="preserve"> </w:t>
+            </w:r>
+            <w:r>
+              <w:rPr>
+                <w:spacing w:val="-4"/>
+              </w:rPr>
+              <w:t>6pcs</w:t>
             </w:r>
           </w:p>
         </w:tc>
@@ -1562,13 +1580,7 @@
               <w:rPr>
                 <w:spacing w:val="-4"/>
               </w:rPr>
-              <w:t>1</w:t>
-            </w:r>
-            <w:r>
-              <w:rPr>
-                <w:spacing w:val="-4"/>
-              </w:rPr>
-              <w:t>pcs</w:t>
+              <w:t>6pcs</w:t>
             </w:r>
           </w:p>
         </w:tc>
@@ -1584,9 +1596,9 @@
             </w:pPr>
             <w:r>
               <w:rPr>
-                <w:spacing w:val="-2"/>
-              </w:rPr>
-              <w:t>150/-</w:t>
+                <w:spacing w:val="-4"/>
+              </w:rPr>
+              <w:t>80</w:t>
             </w:r>
           </w:p>
         </w:tc>
@@ -1603,7 +1615,108 @@
               <w:rPr>
                 <w:spacing w:val="-2"/>
               </w:rPr>
-              <w:t>150</w:t>
+              <w:t>480</w:t>
+            </w:r>
+          </w:p>
+        </w:tc>
+      </w:tr>
+      <w:tr>
+        <w:trPr>
+          <w:trHeight w:val="275"/>
+        </w:trPr>
+        <w:tc>
+          <w:tcPr>
+            <w:tcW w:w="7393" w:type="dxa"/>
+          </w:tcPr>
+          <w:p>
+            <w:pPr>
+              <w:pStyle w:val="TableParagraph"/>
+              <w:spacing w:line="256" w:lineRule="exact"/>
+              <w:ind w:left="107"/>
+            </w:pPr>
+            <w:r>
+              <w:t>Conduits</w:t>
+            </w:r>
+            <w:r>
+              <w:rPr>
+                <w:spacing w:val="-5"/>
+              </w:rPr>
+              <w:t xml:space="preserve"> </w:t>
+            </w:r>
+            <w:r>
+              <w:t>20mm</w:t>
+            </w:r>
+            <w:r>
+              <w:rPr>
+                <w:spacing w:val="-6"/>
+              </w:rPr>
+              <w:t xml:space="preserve"> </w:t>
+            </w:r>
+            <w:r>
+              <w:rPr>
+                <w:spacing w:val="-2"/>
+              </w:rPr>
+              <w:t>(metro)</w:t>
+            </w:r>
+          </w:p>
+        </w:tc>
+        <w:tc>
+          <w:tcPr>
+            <w:tcW w:w="1066" w:type="dxa"/>
+          </w:tcPr>
+          <w:p>
+            <w:pPr>
+              <w:pStyle w:val="TableParagraph"/>
+              <w:spacing w:line="256" w:lineRule="exact"/>
+            </w:pPr>
+            <w:r>
+              <w:rPr>
+                <w:spacing w:val="-2"/>
+              </w:rPr>
+              <w:t>2</w:t>
+            </w:r>
+            <w:r>
+              <w:rPr>
+                <w:spacing w:val="-2"/>
+              </w:rPr>
+              <w:t>pcs</w:t>
+            </w:r>
+          </w:p>
+        </w:tc>
+        <w:tc>
+          <w:tcPr>
+            <w:tcW w:w="1411" w:type="dxa"/>
+            <w:shd w:val="clear" w:color="auto" w:fill="FFF1CC"/>
+          </w:tcPr>
+          <w:p>
+            <w:pPr>
+              <w:pStyle w:val="TableParagraph"/>
+              <w:spacing w:line="256" w:lineRule="exact"/>
+              <w:ind w:left="110"/>
+            </w:pPr>
+            <w:r>
+              <w:rPr>
+                <w:spacing w:val="-2"/>
+              </w:rPr>
+              <w:t>100</w:t>
+            </w:r>
+          </w:p>
+        </w:tc>
+        <w:tc>
+          <w:tcPr>
+            <w:tcW w:w="1548" w:type="dxa"/>
+            <w:shd w:val="clear" w:color="auto" w:fill="FFF1CC"/>
+          </w:tcPr>
+          <w:p>
+            <w:pPr>
+              <w:pStyle w:val="TableParagraph"/>
+              <w:spacing w:line="256" w:lineRule="exact"/>
+            </w:pPr>
+            <w:r>
+              <w:rPr>
+                <w:spacing w:val="-2"/>
+              </w:rPr>
+              <w:t>200</w:t>
             </w:r>
           </w:p>
         </w:tc>
@@ -1622,16 +1735,16 @@
               <w:ind w:left="107"/>
             </w:pPr>
             <w:r>
-              <w:t>Holders</w:t>
-            </w:r>
-            <w:r>
-              <w:rPr>
-                <w:spacing w:val="-13"/>
+              <w:t>Insulation</w:t>
+            </w:r>
+            <w:r>
+              <w:rPr>
+                <w:spacing w:val="-10"/>
               </w:rPr>
               <w:t xml:space="preserve"> </w:t>
             </w:r>
             <w:r>
-              <w:t>straight</w:t>
+              <w:t>tape</w:t>
             </w:r>
             <w:r>
               <w:rPr>
@@ -1640,10 +1753,33 @@
               <w:t xml:space="preserve"> </w:t>
             </w:r>
             <w:r>
-              <w:rPr>
-                <w:spacing w:val="-4"/>
-              </w:rPr>
-              <w:t>6pcs</w:t>
+              <w:t>20yards</w:t>
+            </w:r>
+            <w:r>
+              <w:rPr>
+                <w:spacing w:val="-10"/>
+              </w:rPr>
+              <w:t xml:space="preserve"> </w:t>
+            </w:r>
+            <w:r>
+              <w:rPr>
+                <w:spacing w:val="-2"/>
+              </w:rPr>
+              <w:t>(</w:t>
+            </w:r>
+            <w:proofErr w:type="spellStart"/>
+            <w:r>
+              <w:rPr>
+                <w:spacing w:val="-2"/>
+              </w:rPr>
+              <w:t>tronic</w:t>
+            </w:r>
+            <w:proofErr w:type="spellEnd"/>
+            <w:r>
+              <w:rPr>
+                <w:spacing w:val="-2"/>
+              </w:rPr>
+              <w:t>)</w:t>
             </w:r>
           </w:p>
         </w:tc>
@@ -1657,9 +1793,9 @@
             </w:pPr>
             <w:r>
               <w:rPr>
-                <w:spacing w:val="-4"/>
-              </w:rPr>
-              <w:t>6pcs</w:t>
+                <w:spacing w:val="-5"/>
+              </w:rPr>
+              <w:t>1pc</w:t>
             </w:r>
           </w:p>
         </w:tc>
@@ -1675,9 +1811,9 @@
             </w:pPr>
             <w:r>
               <w:rPr>
-                <w:spacing w:val="-4"/>
-              </w:rPr>
-              <w:t>80/-</w:t>
+                <w:spacing w:val="-2"/>
+              </w:rPr>
+              <w:t>100</w:t>
             </w:r>
           </w:p>
         </w:tc>
@@ -1694,7 +1830,67 @@
               <w:rPr>
                 <w:spacing w:val="-2"/>
               </w:rPr>
-              <w:t>480</w:t>
+              <w:t>100</w:t>
+            </w:r>
+          </w:p>
+        </w:tc>
+      </w:tr>
+      <w:tr>
+        <w:trPr>
+          <w:trHeight w:val="273"/>
+        </w:trPr>
+        <w:tc>
+          <w:tcPr>
+            <w:tcW w:w="7393" w:type="dxa"/>
+          </w:tcPr>
+          <w:p>
+            <w:pPr>
+              <w:pStyle w:val="TableParagraph"/>
+              <w:ind w:left="107"/>
+            </w:pPr>
+            <w:r>
+              <w:t xml:space="preserve">Twin socket outlets </w:t>
+            </w:r>
+          </w:p>
+        </w:tc>
+        <w:tc>
+          <w:tcPr>
+            <w:tcW w:w="1066" w:type="dxa"/>
+          </w:tcPr>
+          <w:p>
+            <w:pPr>
+              <w:pStyle w:val="TableParagraph"/>
+            </w:pPr>
+            <w:r>
+              <w:t xml:space="preserve">1pc </w:t>
+            </w:r>
+          </w:p>
+        </w:tc>
+        <w:tc>
+          <w:tcPr>
+            <w:tcW w:w="1411" w:type="dxa"/>
+            <w:shd w:val="clear" w:color="auto" w:fill="FFF1CC"/>
+          </w:tcPr>
+          <w:p>
+            <w:pPr>
+              <w:pStyle w:val="TableParagraph"/>
+            </w:pPr>
+            <w:r>
+              <w:t>300</w:t>
+            </w:r>
+          </w:p>
+        </w:tc>
+        <w:tc>
+          <w:tcPr>
+            <w:tcW w:w="1548" w:type="dxa"/>
+            <w:shd w:val="clear" w:color="auto" w:fill="FFF1CC"/>
+          </w:tcPr>
+          <w:p>
+            <w:pPr>
+              <w:pStyle w:val="TableParagraph"/>
+            </w:pPr>
+            <w:r>
+              <w:t>300</w:t>
             </w:r>
           </w:p>
         </w:tc>
@@ -1711,32 +1907,10 @@
             <w:pPr>
               <w:pStyle w:val="TableParagraph"/>
               <w:spacing w:line="256" w:lineRule="exact"/>
-              <w:ind w:left="107"/>
-            </w:pPr>
-            <w:r>
-              <w:t>Conduits</w:t>
-            </w:r>
-            <w:r>
-              <w:rPr>
-                <w:spacing w:val="-5"/>
-              </w:rPr>
-              <w:t xml:space="preserve"> </w:t>
-            </w:r>
-            <w:r>
-              <w:t>20mm</w:t>
-            </w:r>
-            <w:r>
-              <w:rPr>
-                <w:spacing w:val="-6"/>
-              </w:rPr>
-              <w:t xml:space="preserve"> </w:t>
-            </w:r>
-            <w:r>
-              <w:rPr>
-                <w:spacing w:val="-2"/>
-              </w:rPr>
-              <w:t>(metro)</w:t>
-            </w:r>
+              <w:ind w:left="0"/>
+            </w:pPr>
+            <w:bookmarkStart w:id="0" w:name="_GoBack"/>
+            <w:bookmarkEnd w:id="0"/>
           </w:p>
         </w:tc>
         <w:tc>
@@ -1748,18 +1922,6 @@
               <w:pStyle w:val="TableParagraph"/>
               <w:spacing w:line="256" w:lineRule="exact"/>
             </w:pPr>
-            <w:r>
-              <w:rPr>
-                <w:spacing w:val="-2"/>
-              </w:rPr>
-              <w:t>15</w:t>
-            </w:r>
-            <w:r>
-              <w:rPr>
-                <w:spacing w:val="-2"/>
-              </w:rPr>
-              <w:t>pcs</w:t>
-            </w:r>
           </w:p>
         </w:tc>
         <w:tc>
@@ -1773,12 +1935,6 @@
               <w:spacing w:line="256" w:lineRule="exact"/>
               <w:ind w:left="110"/>
             </w:pPr>
-            <w:r>
-              <w:rPr>
-                <w:spacing w:val="-2"/>
-              </w:rPr>
-              <w:t>100/-</w:t>
-            </w:r>
           </w:p>
         </w:tc>
         <w:tc>
@@ -1791,18 +1947,6 @@
               <w:pStyle w:val="TableParagraph"/>
               <w:spacing w:line="256" w:lineRule="exact"/>
             </w:pPr>
-            <w:r>
-              <w:rPr>
-                <w:spacing w:val="-2"/>
-              </w:rPr>
-              <w:t>1,5</w:t>
-            </w:r>
-            <w:r>
-              <w:rPr>
-                <w:spacing w:val="-2"/>
-              </w:rPr>
-              <w:t>00</w:t>
-            </w:r>
           </w:p>
         </w:tc>
       </w:tr>
@@ -1817,26 +1961,8 @@
           <w:p>
             <w:pPr>
               <w:pStyle w:val="TableParagraph"/>
-              <w:ind w:left="107"/>
-            </w:pPr>
-            <w:r>
-              <w:rPr>
-                <w:spacing w:val="-4"/>
-              </w:rPr>
-              <w:t>Tee-box</w:t>
-            </w:r>
-            <w:r>
-              <w:rPr>
-                <w:spacing w:val="-3"/>
-              </w:rPr>
-              <w:t xml:space="preserve"> </w:t>
-            </w:r>
-            <w:r>
-              <w:rPr>
-                <w:spacing w:val="-4"/>
-              </w:rPr>
-              <w:t>4way</w:t>
-            </w:r>
+              <w:ind w:left="0"/>
+            </w:pPr>
           </w:p>
         </w:tc>
         <w:tc>
@@ -1847,12 +1973,6 @@
             <w:pPr>
               <w:pStyle w:val="TableParagraph"/>
             </w:pPr>
-            <w:r>
-              <w:rPr>
-                <w:spacing w:val="-2"/>
-              </w:rPr>
-              <w:t>15pcs</w:t>
-            </w:r>
           </w:p>
         </w:tc>
         <w:tc>
@@ -1865,12 +1985,6 @@
               <w:pStyle w:val="TableParagraph"/>
               <w:ind w:left="110"/>
             </w:pPr>
-            <w:r>
-              <w:rPr>
-                <w:spacing w:val="-4"/>
-              </w:rPr>
-              <w:t>25/-</w:t>
-            </w:r>
           </w:p>
         </w:tc>
         <w:tc>
@@ -1882,475 +1996,6 @@
             <w:pPr>
               <w:pStyle w:val="TableParagraph"/>
             </w:pPr>
-            <w:r>
-              <w:rPr>
-                <w:spacing w:val="-2"/>
-              </w:rPr>
-              <w:t>375</w:t>
-            </w:r>
-          </w:p>
-        </w:tc>
-      </w:tr>
-      <w:tr>
-        <w:trPr>
-          <w:trHeight w:val="273"/>
-        </w:trPr>
-        <w:tc>
-          <w:tcPr>
-            <w:tcW w:w="7393" w:type="dxa"/>
-          </w:tcPr>
-          <w:p>
-            <w:pPr>
-              <w:pStyle w:val="TableParagraph"/>
-              <w:ind w:left="107"/>
-            </w:pPr>
-            <w:r>
-              <w:t>Insulation</w:t>
-            </w:r>
-            <w:r>
-              <w:rPr>
-                <w:spacing w:val="-10"/>
-              </w:rPr>
-              <w:t xml:space="preserve"> </w:t>
-            </w:r>
-            <w:r>
-              <w:t>tape</w:t>
-            </w:r>
-            <w:r>
-              <w:rPr>
-                <w:spacing w:val="-11"/>
-              </w:rPr>
-              <w:t xml:space="preserve"> </w:t>
-            </w:r>
-            <w:r>
-              <w:t>20yards</w:t>
-            </w:r>
-            <w:r>
-              <w:rPr>
-                <w:spacing w:val="-10"/>
-              </w:rPr>
-              <w:t xml:space="preserve"> </w:t>
-            </w:r>
-            <w:r>
-              <w:rPr>
-                <w:spacing w:val="-2"/>
-              </w:rPr>
-              <w:t>(tronic)</w:t>
-            </w:r>
-          </w:p>
-        </w:tc>
-        <w:tc>
-          <w:tcPr>
-            <w:tcW w:w="1066" w:type="dxa"/>
-          </w:tcPr>
-          <w:p>
-            <w:pPr>
-              <w:pStyle w:val="TableParagraph"/>
-            </w:pPr>
-            <w:r>
-              <w:rPr>
-                <w:spacing w:val="-5"/>
-              </w:rPr>
-              <w:t>1pc</w:t>
-            </w:r>
-          </w:p>
-        </w:tc>
-        <w:tc>
-          <w:tcPr>
-            <w:tcW w:w="1411" w:type="dxa"/>
-            <w:shd w:val="clear" w:color="auto" w:fill="FFF1CC"/>
-          </w:tcPr>
-          <w:p>
-            <w:pPr>
-              <w:pStyle w:val="TableParagraph"/>
-              <w:ind w:left="110"/>
-            </w:pPr>
-            <w:r>
-              <w:rPr>
-                <w:spacing w:val="-2"/>
-              </w:rPr>
-              <w:t>100/-</w:t>
-            </w:r>
-          </w:p>
-        </w:tc>
-        <w:tc>
-          <w:tcPr>
-            <w:tcW w:w="1548" w:type="dxa"/>
-            <w:shd w:val="clear" w:color="auto" w:fill="FFF1CC"/>
-          </w:tcPr>
-          <w:p>
-            <w:pPr>
-              <w:pStyle w:val="TableParagraph"/>
-            </w:pPr>
-            <w:r>
-              <w:rPr>
-                <w:spacing w:val="-2"/>
-              </w:rPr>
-              <w:t>100</w:t>
-            </w:r>
-          </w:p>
-        </w:tc>
-      </w:tr>
-      <w:tr>
-        <w:trPr>
-          <w:trHeight w:val="275"/>
-        </w:trPr>
-        <w:tc>
-          <w:tcPr>
-            <w:tcW w:w="7393" w:type="dxa"/>
-          </w:tcPr>
-          <w:p>
-            <w:pPr>
-              <w:pStyle w:val="TableParagraph"/>
-              <w:spacing w:line="256" w:lineRule="exact"/>
-              <w:ind w:left="107"/>
-            </w:pPr>
-            <w:r>
-              <w:t>MCB</w:t>
-            </w:r>
-            <w:r>
-              <w:rPr>
-                <w:spacing w:val="-3"/>
-              </w:rPr>
-              <w:t xml:space="preserve"> </w:t>
-            </w:r>
-            <w:r>
-              <w:rPr>
-                <w:spacing w:val="-5"/>
-              </w:rPr>
-              <w:t>10A</w:t>
-            </w:r>
-          </w:p>
-        </w:tc>
-        <w:tc>
-          <w:tcPr>
-            <w:tcW w:w="1066" w:type="dxa"/>
-          </w:tcPr>
-          <w:p>
-            <w:pPr>
-              <w:pStyle w:val="TableParagraph"/>
-              <w:spacing w:line="256" w:lineRule="exact"/>
-            </w:pPr>
-            <w:r>
-              <w:rPr>
-                <w:spacing w:val="-5"/>
-              </w:rPr>
-              <w:t>1PC</w:t>
-            </w:r>
-          </w:p>
-        </w:tc>
-        <w:tc>
-          <w:tcPr>
-            <w:tcW w:w="1411" w:type="dxa"/>
-            <w:shd w:val="clear" w:color="auto" w:fill="FFF1CC"/>
-          </w:tcPr>
-          <w:p>
-            <w:pPr>
-              <w:pStyle w:val="TableParagraph"/>
-              <w:spacing w:line="256" w:lineRule="exact"/>
-              <w:ind w:left="110"/>
-            </w:pPr>
-            <w:r>
-              <w:rPr>
-                <w:spacing w:val="-2"/>
-              </w:rPr>
-              <w:t>300/-</w:t>
-            </w:r>
-          </w:p>
-        </w:tc>
-        <w:tc>
-          <w:tcPr>
-            <w:tcW w:w="1548" w:type="dxa"/>
-            <w:shd w:val="clear" w:color="auto" w:fill="FFF1CC"/>
-          </w:tcPr>
-          <w:p>
-            <w:pPr>
-              <w:pStyle w:val="TableParagraph"/>
-              <w:spacing w:line="256" w:lineRule="exact"/>
-            </w:pPr>
-            <w:r>
-              <w:rPr>
-                <w:spacing w:val="-2"/>
-              </w:rPr>
-              <w:t>300</w:t>
-            </w:r>
-          </w:p>
-        </w:tc>
-      </w:tr>
-      <w:tr>
-        <w:trPr>
-          <w:trHeight w:val="273"/>
-        </w:trPr>
-        <w:tc>
-          <w:tcPr>
-            <w:tcW w:w="7393" w:type="dxa"/>
-          </w:tcPr>
-          <w:p>
-            <w:pPr>
-              <w:pStyle w:val="TableParagraph"/>
-              <w:ind w:left="107"/>
-            </w:pPr>
-            <w:r>
-              <w:t>Saddles</w:t>
-            </w:r>
-            <w:r>
-              <w:rPr>
-                <w:spacing w:val="-4"/>
-              </w:rPr>
-              <w:t xml:space="preserve"> </w:t>
-            </w:r>
-            <w:r>
-              <w:t>and</w:t>
-            </w:r>
-            <w:r>
-              <w:rPr>
-                <w:spacing w:val="-4"/>
-              </w:rPr>
-              <w:t xml:space="preserve"> </w:t>
-            </w:r>
-            <w:r>
-              <w:rPr>
-                <w:spacing w:val="-2"/>
-              </w:rPr>
-              <w:t>spacebars</w:t>
-            </w:r>
-          </w:p>
-        </w:tc>
-        <w:tc>
-          <w:tcPr>
-            <w:tcW w:w="1066" w:type="dxa"/>
-          </w:tcPr>
-          <w:p>
-            <w:pPr>
-              <w:pStyle w:val="TableParagraph"/>
-            </w:pPr>
-            <w:r>
-              <w:rPr>
-                <w:spacing w:val="-2"/>
-              </w:rPr>
-              <w:t>30pcs</w:t>
-            </w:r>
-          </w:p>
-        </w:tc>
-        <w:tc>
-          <w:tcPr>
-            <w:tcW w:w="1411" w:type="dxa"/>
-            <w:shd w:val="clear" w:color="auto" w:fill="FFF1CC"/>
-          </w:tcPr>
-          <w:p>
-            <w:pPr>
-              <w:pStyle w:val="TableParagraph"/>
-              <w:ind w:left="110"/>
-            </w:pPr>
-            <w:r>
-              <w:rPr>
-                <w:spacing w:val="-4"/>
-              </w:rPr>
-              <w:t>15/-</w:t>
-            </w:r>
-          </w:p>
-        </w:tc>
-        <w:tc>
-          <w:tcPr>
-            <w:tcW w:w="1548" w:type="dxa"/>
-            <w:shd w:val="clear" w:color="auto" w:fill="FFF1CC"/>
-          </w:tcPr>
-          <w:p>
-            <w:pPr>
-              <w:pStyle w:val="TableParagraph"/>
-            </w:pPr>
-            <w:r>
-              <w:rPr>
-                <w:spacing w:val="-2"/>
-              </w:rPr>
-              <w:t>450</w:t>
-            </w:r>
-          </w:p>
-        </w:tc>
-      </w:tr>
-      <w:tr>
-        <w:trPr>
-          <w:trHeight w:val="275"/>
-        </w:trPr>
-        <w:tc>
-          <w:tcPr>
-            <w:tcW w:w="7393" w:type="dxa"/>
-          </w:tcPr>
-          <w:p>
-            <w:pPr>
-              <w:pStyle w:val="TableParagraph"/>
-              <w:spacing w:line="256" w:lineRule="exact"/>
-              <w:ind w:left="107"/>
-            </w:pPr>
-            <w:r>
-              <w:t>Steel</w:t>
-            </w:r>
-            <w:r>
-              <w:rPr>
-                <w:spacing w:val="-3"/>
-              </w:rPr>
-              <w:t xml:space="preserve"> </w:t>
-            </w:r>
-            <w:r>
-              <w:t>nail</w:t>
-            </w:r>
-            <w:r>
-              <w:rPr>
-                <w:spacing w:val="-4"/>
-              </w:rPr>
-              <w:t xml:space="preserve"> </w:t>
-            </w:r>
-            <w:r>
-              <w:rPr>
-                <w:spacing w:val="-5"/>
-              </w:rPr>
-              <w:t>4”</w:t>
-            </w:r>
-          </w:p>
-        </w:tc>
-        <w:tc>
-          <w:tcPr>
-            <w:tcW w:w="1066" w:type="dxa"/>
-          </w:tcPr>
-          <w:p>
-            <w:pPr>
-              <w:pStyle w:val="TableParagraph"/>
-              <w:spacing w:line="256" w:lineRule="exact"/>
-            </w:pPr>
-            <w:r>
-              <w:rPr>
-                <w:spacing w:val="-4"/>
-              </w:rPr>
-              <w:t>1pkt</w:t>
-            </w:r>
-          </w:p>
-        </w:tc>
-        <w:tc>
-          <w:tcPr>
-            <w:tcW w:w="1411" w:type="dxa"/>
-            <w:shd w:val="clear" w:color="auto" w:fill="FFF1CC"/>
-          </w:tcPr>
-          <w:p>
-            <w:pPr>
-              <w:pStyle w:val="TableParagraph"/>
-              <w:spacing w:line="256" w:lineRule="exact"/>
-              <w:ind w:left="110"/>
-            </w:pPr>
-            <w:r>
-              <w:rPr>
-                <w:spacing w:val="-2"/>
-              </w:rPr>
-              <w:t>450/-</w:t>
-            </w:r>
-          </w:p>
-        </w:tc>
-        <w:tc>
-          <w:tcPr>
-            <w:tcW w:w="1548" w:type="dxa"/>
-            <w:shd w:val="clear" w:color="auto" w:fill="FFF1CC"/>
-          </w:tcPr>
-          <w:p>
-            <w:pPr>
-              <w:pStyle w:val="TableParagraph"/>
-              <w:spacing w:line="256" w:lineRule="exact"/>
-            </w:pPr>
-            <w:r>
-              <w:rPr>
-                <w:spacing w:val="-2"/>
-              </w:rPr>
-              <w:t>450</w:t>
-            </w:r>
-          </w:p>
-        </w:tc>
-      </w:tr>
-      <w:tr>
-        <w:trPr>
-          <w:trHeight w:val="273"/>
-        </w:trPr>
-        <w:tc>
-          <w:tcPr>
-            <w:tcW w:w="7393" w:type="dxa"/>
-          </w:tcPr>
-          <w:p>
-            <w:pPr>
-              <w:pStyle w:val="TableParagraph"/>
-              <w:ind w:left="107"/>
-            </w:pPr>
-            <w:r>
-              <w:t>Gypsum</w:t>
-            </w:r>
-            <w:r>
-              <w:rPr>
-                <w:spacing w:val="-8"/>
-              </w:rPr>
-              <w:t xml:space="preserve"> </w:t>
-            </w:r>
-            <w:r>
-              <w:t>screw</w:t>
-            </w:r>
-            <w:r>
-              <w:rPr>
-                <w:spacing w:val="-7"/>
-              </w:rPr>
-              <w:t xml:space="preserve"> </w:t>
-            </w:r>
-            <w:r>
-              <w:rPr>
-                <w:spacing w:val="-5"/>
-              </w:rPr>
-              <w:t>1”</w:t>
-            </w:r>
-          </w:p>
-        </w:tc>
-        <w:tc>
-          <w:tcPr>
-            <w:tcW w:w="1066" w:type="dxa"/>
-          </w:tcPr>
-          <w:p>
-            <w:pPr>
-              <w:pStyle w:val="TableParagraph"/>
-            </w:pPr>
-            <w:r>
-              <w:rPr>
-                <w:spacing w:val="-4"/>
-              </w:rPr>
-              <w:t>1pkt</w:t>
-            </w:r>
-          </w:p>
-        </w:tc>
-        <w:tc>
-          <w:tcPr>
-            <w:tcW w:w="1411" w:type="dxa"/>
-            <w:shd w:val="clear" w:color="auto" w:fill="FFF1CC"/>
-          </w:tcPr>
-          <w:p>
-            <w:pPr>
-              <w:pStyle w:val="TableParagraph"/>
-              <w:ind w:left="110"/>
-            </w:pPr>
-            <w:r>
-              <w:rPr>
-                <w:spacing w:val="-2"/>
-              </w:rPr>
-              <w:t>150/-</w:t>
-            </w:r>
-          </w:p>
-        </w:tc>
-        <w:tc>
-          <w:tcPr>
-            <w:tcW w:w="1548" w:type="dxa"/>
-            <w:shd w:val="clear" w:color="auto" w:fill="FFF1CC"/>
-          </w:tcPr>
-          <w:p>
-            <w:pPr>
-              <w:pStyle w:val="TableParagraph"/>
-            </w:pPr>
-            <w:r>
-              <w:rPr>
-                <w:spacing w:val="-2"/>
-              </w:rPr>
-              <w:t>150</w:t>
-            </w:r>
           </w:p>
         </w:tc>
       </w:tr>
@@ -2707,6 +2352,7 @@
               </w:rPr>
               <w:t xml:space="preserve"> </w:t>
             </w:r>
+            <w:proofErr w:type="spellStart"/>
             <w:r>
               <w:rPr>
                 <w:i/>
@@ -2715,6 +2361,7 @@
               </w:rPr>
               <w:t>earthing</w:t>
             </w:r>
+            <w:proofErr w:type="spellEnd"/>
             <w:r>
               <w:rPr>
                 <w:i/>
@@ -3019,7 +2666,43 @@
                 <w:color w:val="FF0000"/>
                 <w:sz w:val="16"/>
               </w:rPr>
-              <w:t>people do not remember to install earthing unless someone is shocked due to the absence of proper earthing.</w:t>
+              <w:t xml:space="preserve">people do not remember to install </w:t>
+            </w:r>
+            <w:proofErr w:type="spellStart"/>
+            <w:r>
+              <w:rPr>
+                <w:i/>
+                <w:color w:val="FF0000"/>
+                <w:sz w:val="16"/>
+              </w:rPr>
+              <w:t>earthing</w:t>
+            </w:r>
+            <w:proofErr w:type="spellEnd"/>
+            <w:r>
+              <w:rPr>
+                <w:i/>
+                <w:color w:val="FF0000"/>
+                <w:sz w:val="16"/>
+              </w:rPr>
+              <w:t xml:space="preserve"> unless someone is shocked due to the absence of proper </w:t>
+            </w:r>
+            <w:proofErr w:type="spellStart"/>
+            <w:r>
+              <w:rPr>
+                <w:i/>
+                <w:color w:val="FF0000"/>
+                <w:sz w:val="16"/>
+              </w:rPr>
+              <w:t>earthing</w:t>
+            </w:r>
+            <w:proofErr w:type="spellEnd"/>
+            <w:r>
+              <w:rPr>
+                <w:i/>
+                <w:color w:val="FF0000"/>
+                <w:sz w:val="16"/>
+              </w:rPr>
+              <w:t>.</w:t>
             </w:r>
           </w:p>
         </w:tc>
@@ -3153,9 +2836,11 @@
               <w:spacing w:line="248" w:lineRule="exact"/>
               <w:ind w:left="110"/>
             </w:pPr>
+            <w:proofErr w:type="spellStart"/>
             <w:r>
               <w:t>labour</w:t>
             </w:r>
+            <w:proofErr w:type="spellEnd"/>
           </w:p>
         </w:tc>
         <w:tc>
@@ -3337,7 +3022,7 @@
           </mc:Choice>
           <mc:Fallback>
             <w:pict>
-              <v:shape w14:anchorId="081983C8" id="Graphic 19" o:spid="_x0000_s1026" style="position:absolute;margin-left:12.7pt;margin-top:-53.05pt;width:569.9pt;height:14.55pt;z-index:15730688;visibility:visible;mso-wrap-style:square;mso-wrap-distance-left:0;mso-wrap-distance-top:0;mso-wrap-distance-right:0;mso-wrap-distance-bottom:0;mso-position-horizontal:absolute;mso-position-horizontal-relative:page;mso-position-vertical:absolute;mso-position-vertical-relative:text;v-text-anchor:top" coordsize="7237730,184785" o:gfxdata="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" path="m7237476,l,,,184404r7237476,l7237476,xe" fillcolor="#6f2f9f" stroked="f">
+              <v:shape w14:anchorId="0C053BD5" id="Graphic 19" o:spid="_x0000_s1026" style="position:absolute;margin-left:12.7pt;margin-top:-53.05pt;width:569.9pt;height:14.55pt;z-index:15730688;visibility:visible;mso-wrap-style:square;mso-wrap-distance-left:0;mso-wrap-distance-top:0;mso-wrap-distance-right:0;mso-wrap-distance-bottom:0;mso-position-horizontal:absolute;mso-position-horizontal-relative:page;mso-position-vertical:absolute;mso-position-vertical-relative:text;v-text-anchor:top" coordsize="7237730,184785" o:gfxdata="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" path="m7237476,l,,,184404r7237476,l7237476,xe" fillcolor="#6f2f9f" stroked="f">
                 <v:path arrowok="t"/>
                 <w10:wrap anchorx="page"/>
               </v:shape>
@@ -3488,7 +3173,7 @@
         </mc:Choice>
         <mc:Fallback>
           <w:pict>
-            <v:shape w14:anchorId="45B13FDC" id="Graphic 1" o:spid="_x0000_s1026" style="position:absolute;margin-left:52.65pt;margin-top:838.75pt;width:21.85pt;height:3.2pt;z-index:-15910912;visibility:visible;mso-wrap-style:square;mso-wrap-distance-left:0;mso-wrap-distance-top:0;mso-wrap-distance-right:0;mso-wrap-distance-bottom:0;mso-position-horizontal:absolute;mso-position-horizontal-relative:page;mso-position-vertical:absolute;mso-position-vertical-relative:page;v-text-anchor:top" coordsize="277495,40640" o:gfxdata="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" path="m277495,40172l277495,,,,,40172e" filled="f" strokeweight=".5pt">
+            <v:shape w14:anchorId="20898F03" id="Graphic 1" o:spid="_x0000_s1026" style="position:absolute;margin-left:52.65pt;margin-top:838.75pt;width:21.85pt;height:3.2pt;z-index:-15910912;visibility:visible;mso-wrap-style:square;mso-wrap-distance-left:0;mso-wrap-distance-top:0;mso-wrap-distance-right:0;mso-wrap-distance-bottom:0;mso-position-horizontal:absolute;mso-position-horizontal-relative:page;mso-position-vertical:absolute;mso-position-vertical-relative:page;v-text-anchor:top" coordsize="277495,40640" o:gfxdata="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" path="m277495,40172l277495,,,,,40172e" filled="f" strokeweight=".5pt">
               <v:path arrowok="t"/>
               <w10:wrap anchorx="page" anchory="page"/>
             </v:shape>
@@ -3579,7 +3264,7 @@
         </mc:Choice>
         <mc:Fallback>
           <w:pict>
-            <v:shape w14:anchorId="6AD93563" id="Graphic 2" o:spid="_x0000_s1026" style="position:absolute;margin-left:170.8pt;margin-top:827.35pt;width:3.55pt;height:11.55pt;z-index:-15910400;visibility:visible;mso-wrap-style:square;mso-wrap-distance-left:0;mso-wrap-distance-top:0;mso-wrap-distance-right:0;mso-wrap-distance-bottom:0;mso-position-horizontal:absolute;mso-position-horizontal-relative:page;mso-position-vertical:absolute;mso-position-vertical-relative:page;v-text-anchor:top" coordsize="45085,146685" o:gfxdata="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" path="m,146685r45085,l45085,,,,,146685xe" filled="f" strokeweight=".5pt">
+            <v:shape w14:anchorId="68E815DF" id="Graphic 2" o:spid="_x0000_s1026" style="position:absolute;margin-left:170.8pt;margin-top:827.35pt;width:3.55pt;height:11.55pt;z-index:-15910400;visibility:visible;mso-wrap-style:square;mso-wrap-distance-left:0;mso-wrap-distance-top:0;mso-wrap-distance-right:0;mso-wrap-distance-bottom:0;mso-position-horizontal:absolute;mso-position-horizontal-relative:page;mso-position-vertical:absolute;mso-position-vertical-relative:page;v-text-anchor:top" coordsize="45085,146685" o:gfxdata="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" path="m,146685r45085,l45085,,,,,146685xe" filled="f" strokeweight=".5pt">
               <v:path arrowok="t"/>
               <w10:wrap anchorx="page" anchory="page"/>
             </v:shape>
